--- a/docs/Entrega_Final.docx
+++ b/docs/Entrega_Final.docx
@@ -744,7 +744,7 @@
           <w:sz w:val="16"/>
           <w:szCs w:val="16"/>
         </w:rPr>
-        <w:t xml:space="preserve">Autor: Javier Arbulú </w:t>
+        <w:t xml:space="preserve">Autor: Javier Arbulú  </w:t>
       </w:r>
     </w:p>
     <w:p>
@@ -12804,11 +12804,658 @@
     </w:p>
     <w:p>
       <w:pPr>
+        <w:pStyle w:val="Ttulo1"/>
+      </w:pPr>
+      <w:r>
+        <w:lastRenderedPageBreak/>
+        <w:t>5 · Dashboard de control</w:t>
+      </w:r>
+    </w:p>
+    <w:p>
+      <w:pPr>
+        <w:spacing w:after="130" w:line="264" w:lineRule="auto"/>
+      </w:pPr>
+      <w:r>
+        <w:t>El panel se publica como vista compartida de Airtable con acceso de sólo lectura. Se alimenta de la tabla Log_Ejecuciones, que recibe un registro por cada corrida y por cada fallo, y de la tabla Tickets, que expone la distribución por estado.</w:t>
+      </w:r>
+    </w:p>
+    <w:p>
+      <w:pPr>
         <w:pStyle w:val="Ttulo2"/>
       </w:pPr>
       <w:r>
-        <w:lastRenderedPageBreak/>
-        <w:t>Anexo · Contenido del repositorio</w:t>
+        <w:t>5.1 · Vistas publicadas</w:t>
+      </w:r>
+    </w:p>
+    <w:tbl>
+      <w:tblPr>
+        <w:tblW w:w="9412" w:type="dxa"/>
+        <w:tblBorders>
+          <w:top w:val="single" w:sz="4" w:space="0" w:color="auto"/>
+          <w:left w:val="single" w:sz="4" w:space="0" w:color="auto"/>
+          <w:bottom w:val="single" w:sz="4" w:space="0" w:color="auto"/>
+          <w:right w:val="single" w:sz="4" w:space="0" w:color="auto"/>
+          <w:insideH w:val="single" w:sz="4" w:space="0" w:color="auto"/>
+          <w:insideV w:val="single" w:sz="4" w:space="0" w:color="auto"/>
+        </w:tblBorders>
+        <w:tblCellMar>
+          <w:left w:w="10" w:type="dxa"/>
+          <w:right w:w="10" w:type="dxa"/>
+        </w:tblCellMar>
+        <w:tblLook w:val="0000" w:firstRow="0" w:lastRow="0" w:firstColumn="0" w:lastColumn="0" w:noHBand="0" w:noVBand="0"/>
+      </w:tblPr>
+      <w:tblGrid>
+        <w:gridCol w:w="1882"/>
+        <w:gridCol w:w="1694"/>
+        <w:gridCol w:w="2824"/>
+        <w:gridCol w:w="3012"/>
+      </w:tblGrid>
+      <w:tr>
+        <w:tblPrEx>
+          <w:tblCellMar>
+            <w:top w:w="0" w:type="dxa"/>
+            <w:bottom w:w="0" w:type="dxa"/>
+          </w:tblCellMar>
+        </w:tblPrEx>
+        <w:trPr>
+          <w:tblHeader/>
+        </w:trPr>
+        <w:tc>
+          <w:tcPr>
+            <w:tcW w:w="1882" w:type="dxa"/>
+            <w:tcBorders>
+              <w:top w:val="single" w:sz="3" w:space="0" w:color="D8D8D8"/>
+              <w:left w:val="single" w:sz="3" w:space="0" w:color="D8D8D8"/>
+              <w:bottom w:val="single" w:sz="3" w:space="0" w:color="D8D8D8"/>
+              <w:right w:val="single" w:sz="3" w:space="0" w:color="D8D8D8"/>
+            </w:tcBorders>
+            <w:shd w:val="clear" w:color="auto" w:fill="1B4F9B"/>
+            <w:tcMar>
+              <w:top w:w="90" w:type="dxa"/>
+              <w:left w:w="120" w:type="dxa"/>
+              <w:bottom w:w="90" w:type="dxa"/>
+              <w:right w:w="120" w:type="dxa"/>
+            </w:tcMar>
+          </w:tcPr>
+          <w:p>
+            <w:r>
+              <w:rPr>
+                <w:b/>
+                <w:bCs/>
+                <w:color w:val="FFFFFF"/>
+                <w:sz w:val="17"/>
+                <w:szCs w:val="17"/>
+              </w:rPr>
+              <w:t>Vista</w:t>
+            </w:r>
+          </w:p>
+        </w:tc>
+        <w:tc>
+          <w:tcPr>
+            <w:tcW w:w="1694" w:type="dxa"/>
+            <w:tcBorders>
+              <w:top w:val="single" w:sz="3" w:space="0" w:color="D8D8D8"/>
+              <w:left w:val="single" w:sz="3" w:space="0" w:color="D8D8D8"/>
+              <w:bottom w:val="single" w:sz="3" w:space="0" w:color="D8D8D8"/>
+              <w:right w:val="single" w:sz="3" w:space="0" w:color="D8D8D8"/>
+            </w:tcBorders>
+            <w:shd w:val="clear" w:color="auto" w:fill="1B4F9B"/>
+            <w:tcMar>
+              <w:top w:w="90" w:type="dxa"/>
+              <w:left w:w="120" w:type="dxa"/>
+              <w:bottom w:w="90" w:type="dxa"/>
+              <w:right w:w="120" w:type="dxa"/>
+            </w:tcMar>
+          </w:tcPr>
+          <w:p>
+            <w:r>
+              <w:rPr>
+                <w:b/>
+                <w:bCs/>
+                <w:color w:val="FFFFFF"/>
+                <w:sz w:val="17"/>
+                <w:szCs w:val="17"/>
+              </w:rPr>
+              <w:t>Tabla</w:t>
+            </w:r>
+          </w:p>
+        </w:tc>
+        <w:tc>
+          <w:tcPr>
+            <w:tcW w:w="2824" w:type="dxa"/>
+            <w:tcBorders>
+              <w:top w:val="single" w:sz="3" w:space="0" w:color="D8D8D8"/>
+              <w:left w:val="single" w:sz="3" w:space="0" w:color="D8D8D8"/>
+              <w:bottom w:val="single" w:sz="3" w:space="0" w:color="D8D8D8"/>
+              <w:right w:val="single" w:sz="3" w:space="0" w:color="D8D8D8"/>
+            </w:tcBorders>
+            <w:shd w:val="clear" w:color="auto" w:fill="1B4F9B"/>
+            <w:tcMar>
+              <w:top w:w="90" w:type="dxa"/>
+              <w:left w:w="120" w:type="dxa"/>
+              <w:bottom w:w="90" w:type="dxa"/>
+              <w:right w:w="120" w:type="dxa"/>
+            </w:tcMar>
+          </w:tcPr>
+          <w:p>
+            <w:r>
+              <w:rPr>
+                <w:b/>
+                <w:bCs/>
+                <w:color w:val="FFFFFF"/>
+                <w:sz w:val="17"/>
+                <w:szCs w:val="17"/>
+              </w:rPr>
+              <w:t>Configuración</w:t>
+            </w:r>
+          </w:p>
+        </w:tc>
+        <w:tc>
+          <w:tcPr>
+            <w:tcW w:w="3012" w:type="dxa"/>
+            <w:tcBorders>
+              <w:top w:val="single" w:sz="3" w:space="0" w:color="D8D8D8"/>
+              <w:left w:val="single" w:sz="3" w:space="0" w:color="D8D8D8"/>
+              <w:bottom w:val="single" w:sz="3" w:space="0" w:color="D8D8D8"/>
+              <w:right w:val="single" w:sz="3" w:space="0" w:color="D8D8D8"/>
+            </w:tcBorders>
+            <w:shd w:val="clear" w:color="auto" w:fill="1B4F9B"/>
+            <w:tcMar>
+              <w:top w:w="90" w:type="dxa"/>
+              <w:left w:w="120" w:type="dxa"/>
+              <w:bottom w:w="90" w:type="dxa"/>
+              <w:right w:w="120" w:type="dxa"/>
+            </w:tcMar>
+          </w:tcPr>
+          <w:p>
+            <w:r>
+              <w:rPr>
+                <w:b/>
+                <w:bCs/>
+                <w:color w:val="FFFFFF"/>
+                <w:sz w:val="17"/>
+                <w:szCs w:val="17"/>
+              </w:rPr>
+              <w:t>Qué responde</w:t>
+            </w:r>
+          </w:p>
+        </w:tc>
+      </w:tr>
+      <w:tr>
+        <w:tblPrEx>
+          <w:tblCellMar>
+            <w:top w:w="0" w:type="dxa"/>
+            <w:bottom w:w="0" w:type="dxa"/>
+          </w:tblCellMar>
+        </w:tblPrEx>
+        <w:tc>
+          <w:tcPr>
+            <w:tcW w:w="1882" w:type="dxa"/>
+            <w:tcBorders>
+              <w:top w:val="single" w:sz="3" w:space="0" w:color="D8D8D8"/>
+              <w:left w:val="single" w:sz="3" w:space="0" w:color="D8D8D8"/>
+              <w:bottom w:val="single" w:sz="3" w:space="0" w:color="D8D8D8"/>
+              <w:right w:val="single" w:sz="3" w:space="0" w:color="D8D8D8"/>
+            </w:tcBorders>
+            <w:tcMar>
+              <w:top w:w="90" w:type="dxa"/>
+              <w:left w:w="120" w:type="dxa"/>
+              <w:bottom w:w="90" w:type="dxa"/>
+              <w:right w:w="120" w:type="dxa"/>
+            </w:tcMar>
+          </w:tcPr>
+          <w:p>
+            <w:hyperlink r:id="rId11" w:history="1">
+              <w:r>
+                <w:rPr>
+                  <w:rStyle w:val="Hipervnculo"/>
+                  <w:sz w:val="17"/>
+                  <w:szCs w:val="17"/>
+                </w:rPr>
+                <w:t>Estado operativo</w:t>
+              </w:r>
+            </w:hyperlink>
+          </w:p>
+        </w:tc>
+        <w:tc>
+          <w:tcPr>
+            <w:tcW w:w="1694" w:type="dxa"/>
+            <w:tcBorders>
+              <w:top w:val="single" w:sz="3" w:space="0" w:color="D8D8D8"/>
+              <w:left w:val="single" w:sz="3" w:space="0" w:color="D8D8D8"/>
+              <w:bottom w:val="single" w:sz="3" w:space="0" w:color="D8D8D8"/>
+              <w:right w:val="single" w:sz="3" w:space="0" w:color="D8D8D8"/>
+            </w:tcBorders>
+            <w:tcMar>
+              <w:top w:w="90" w:type="dxa"/>
+              <w:left w:w="120" w:type="dxa"/>
+              <w:bottom w:w="90" w:type="dxa"/>
+              <w:right w:w="120" w:type="dxa"/>
+            </w:tcMar>
+          </w:tcPr>
+          <w:p>
+            <w:r>
+              <w:rPr>
+                <w:sz w:val="17"/>
+                <w:szCs w:val="17"/>
+              </w:rPr>
+              <w:t>Tickets</w:t>
+            </w:r>
+          </w:p>
+        </w:tc>
+        <w:tc>
+          <w:tcPr>
+            <w:tcW w:w="2824" w:type="dxa"/>
+            <w:tcBorders>
+              <w:top w:val="single" w:sz="3" w:space="0" w:color="D8D8D8"/>
+              <w:left w:val="single" w:sz="3" w:space="0" w:color="D8D8D8"/>
+              <w:bottom w:val="single" w:sz="3" w:space="0" w:color="D8D8D8"/>
+              <w:right w:val="single" w:sz="3" w:space="0" w:color="D8D8D8"/>
+            </w:tcBorders>
+            <w:tcMar>
+              <w:top w:w="90" w:type="dxa"/>
+              <w:left w:w="120" w:type="dxa"/>
+              <w:bottom w:w="90" w:type="dxa"/>
+              <w:right w:w="120" w:type="dxa"/>
+            </w:tcMar>
+          </w:tcPr>
+          <w:p>
+            <w:r>
+              <w:rPr>
+                <w:sz w:val="17"/>
+                <w:szCs w:val="17"/>
+              </w:rPr>
+              <w:t>Agrupada por Estado</w:t>
+            </w:r>
+          </w:p>
+        </w:tc>
+        <w:tc>
+          <w:tcPr>
+            <w:tcW w:w="3012" w:type="dxa"/>
+            <w:tcBorders>
+              <w:top w:val="single" w:sz="3" w:space="0" w:color="D8D8D8"/>
+              <w:left w:val="single" w:sz="3" w:space="0" w:color="D8D8D8"/>
+              <w:bottom w:val="single" w:sz="3" w:space="0" w:color="D8D8D8"/>
+              <w:right w:val="single" w:sz="3" w:space="0" w:color="D8D8D8"/>
+            </w:tcBorders>
+            <w:tcMar>
+              <w:top w:w="90" w:type="dxa"/>
+              <w:left w:w="120" w:type="dxa"/>
+              <w:bottom w:w="90" w:type="dxa"/>
+              <w:right w:w="120" w:type="dxa"/>
+            </w:tcMar>
+          </w:tcPr>
+          <w:p>
+            <w:r>
+              <w:rPr>
+                <w:sz w:val="17"/>
+                <w:szCs w:val="17"/>
+              </w:rPr>
+              <w:t>Cuántos tickets hay en cada etapa y cuántos están esperando aprobación</w:t>
+            </w:r>
+          </w:p>
+        </w:tc>
+      </w:tr>
+      <w:tr>
+        <w:tblPrEx>
+          <w:tblCellMar>
+            <w:top w:w="0" w:type="dxa"/>
+            <w:bottom w:w="0" w:type="dxa"/>
+          </w:tblCellMar>
+        </w:tblPrEx>
+        <w:tc>
+          <w:tcPr>
+            <w:tcW w:w="1882" w:type="dxa"/>
+            <w:tcBorders>
+              <w:top w:val="single" w:sz="3" w:space="0" w:color="D8D8D8"/>
+              <w:left w:val="single" w:sz="3" w:space="0" w:color="D8D8D8"/>
+              <w:bottom w:val="single" w:sz="3" w:space="0" w:color="D8D8D8"/>
+              <w:right w:val="single" w:sz="3" w:space="0" w:color="D8D8D8"/>
+            </w:tcBorders>
+            <w:shd w:val="clear" w:color="auto" w:fill="F4F6F8"/>
+            <w:tcMar>
+              <w:top w:w="90" w:type="dxa"/>
+              <w:left w:w="120" w:type="dxa"/>
+              <w:bottom w:w="90" w:type="dxa"/>
+              <w:right w:w="120" w:type="dxa"/>
+            </w:tcMar>
+          </w:tcPr>
+          <w:p>
+            <w:hyperlink r:id="rId12" w:history="1">
+              <w:r>
+                <w:rPr>
+                  <w:rStyle w:val="Hipervnculo"/>
+                  <w:sz w:val="17"/>
+                  <w:szCs w:val="17"/>
+                </w:rPr>
+                <w:t>Tasa de errores</w:t>
+              </w:r>
+            </w:hyperlink>
+          </w:p>
+        </w:tc>
+        <w:tc>
+          <w:tcPr>
+            <w:tcW w:w="1694" w:type="dxa"/>
+            <w:tcBorders>
+              <w:top w:val="single" w:sz="3" w:space="0" w:color="D8D8D8"/>
+              <w:left w:val="single" w:sz="3" w:space="0" w:color="D8D8D8"/>
+              <w:bottom w:val="single" w:sz="3" w:space="0" w:color="D8D8D8"/>
+              <w:right w:val="single" w:sz="3" w:space="0" w:color="D8D8D8"/>
+            </w:tcBorders>
+            <w:shd w:val="clear" w:color="auto" w:fill="F4F6F8"/>
+            <w:tcMar>
+              <w:top w:w="90" w:type="dxa"/>
+              <w:left w:w="120" w:type="dxa"/>
+              <w:bottom w:w="90" w:type="dxa"/>
+              <w:right w:w="120" w:type="dxa"/>
+            </w:tcMar>
+          </w:tcPr>
+          <w:p>
+            <w:r>
+              <w:rPr>
+                <w:sz w:val="17"/>
+                <w:szCs w:val="17"/>
+              </w:rPr>
+              <w:t>Log_Ejecuciones</w:t>
+            </w:r>
+          </w:p>
+        </w:tc>
+        <w:tc>
+          <w:tcPr>
+            <w:tcW w:w="2824" w:type="dxa"/>
+            <w:tcBorders>
+              <w:top w:val="single" w:sz="3" w:space="0" w:color="D8D8D8"/>
+              <w:left w:val="single" w:sz="3" w:space="0" w:color="D8D8D8"/>
+              <w:bottom w:val="single" w:sz="3" w:space="0" w:color="D8D8D8"/>
+              <w:right w:val="single" w:sz="3" w:space="0" w:color="D8D8D8"/>
+            </w:tcBorders>
+            <w:shd w:val="clear" w:color="auto" w:fill="F4F6F8"/>
+            <w:tcMar>
+              <w:top w:w="90" w:type="dxa"/>
+              <w:left w:w="120" w:type="dxa"/>
+              <w:bottom w:w="90" w:type="dxa"/>
+              <w:right w:w="120" w:type="dxa"/>
+            </w:tcMar>
+          </w:tcPr>
+          <w:p>
+            <w:r>
+              <w:rPr>
+                <w:sz w:val="17"/>
+                <w:szCs w:val="17"/>
+              </w:rPr>
+              <w:t>Filtrada por Resultado = Error, agrupada por Nodo</w:t>
+            </w:r>
+          </w:p>
+        </w:tc>
+        <w:tc>
+          <w:tcPr>
+            <w:tcW w:w="3012" w:type="dxa"/>
+            <w:tcBorders>
+              <w:top w:val="single" w:sz="3" w:space="0" w:color="D8D8D8"/>
+              <w:left w:val="single" w:sz="3" w:space="0" w:color="D8D8D8"/>
+              <w:bottom w:val="single" w:sz="3" w:space="0" w:color="D8D8D8"/>
+              <w:right w:val="single" w:sz="3" w:space="0" w:color="D8D8D8"/>
+            </w:tcBorders>
+            <w:shd w:val="clear" w:color="auto" w:fill="F4F6F8"/>
+            <w:tcMar>
+              <w:top w:w="90" w:type="dxa"/>
+              <w:left w:w="120" w:type="dxa"/>
+              <w:bottom w:w="90" w:type="dxa"/>
+              <w:right w:w="120" w:type="dxa"/>
+            </w:tcMar>
+          </w:tcPr>
+          <w:p>
+            <w:r>
+              <w:rPr>
+                <w:sz w:val="17"/>
+                <w:szCs w:val="17"/>
+              </w:rPr>
+              <w:t>Qué proporción de corridas falla y en qué punto del flujo</w:t>
+            </w:r>
+          </w:p>
+        </w:tc>
+      </w:tr>
+      <w:tr>
+        <w:tblPrEx>
+          <w:tblCellMar>
+            <w:top w:w="0" w:type="dxa"/>
+            <w:bottom w:w="0" w:type="dxa"/>
+          </w:tblCellMar>
+        </w:tblPrEx>
+        <w:tc>
+          <w:tcPr>
+            <w:tcW w:w="1882" w:type="dxa"/>
+            <w:tcBorders>
+              <w:top w:val="single" w:sz="3" w:space="0" w:color="D8D8D8"/>
+              <w:left w:val="single" w:sz="3" w:space="0" w:color="D8D8D8"/>
+              <w:bottom w:val="single" w:sz="3" w:space="0" w:color="D8D8D8"/>
+              <w:right w:val="single" w:sz="3" w:space="0" w:color="D8D8D8"/>
+            </w:tcBorders>
+            <w:tcMar>
+              <w:top w:w="90" w:type="dxa"/>
+              <w:left w:w="120" w:type="dxa"/>
+              <w:bottom w:w="90" w:type="dxa"/>
+              <w:right w:w="120" w:type="dxa"/>
+            </w:tcMar>
+          </w:tcPr>
+          <w:p>
+            <w:hyperlink r:id="rId13" w:history="1">
+              <w:r>
+                <w:rPr>
+                  <w:rStyle w:val="Hipervnculo"/>
+                  <w:sz w:val="17"/>
+                  <w:szCs w:val="17"/>
+                </w:rPr>
+                <w:t>Consumo y costo</w:t>
+              </w:r>
+            </w:hyperlink>
+          </w:p>
+        </w:tc>
+        <w:tc>
+          <w:tcPr>
+            <w:tcW w:w="1694" w:type="dxa"/>
+            <w:tcBorders>
+              <w:top w:val="single" w:sz="3" w:space="0" w:color="D8D8D8"/>
+              <w:left w:val="single" w:sz="3" w:space="0" w:color="D8D8D8"/>
+              <w:bottom w:val="single" w:sz="3" w:space="0" w:color="D8D8D8"/>
+              <w:right w:val="single" w:sz="3" w:space="0" w:color="D8D8D8"/>
+            </w:tcBorders>
+            <w:tcMar>
+              <w:top w:w="90" w:type="dxa"/>
+              <w:left w:w="120" w:type="dxa"/>
+              <w:bottom w:w="90" w:type="dxa"/>
+              <w:right w:w="120" w:type="dxa"/>
+            </w:tcMar>
+          </w:tcPr>
+          <w:p>
+            <w:r>
+              <w:rPr>
+                <w:sz w:val="17"/>
+                <w:szCs w:val="17"/>
+              </w:rPr>
+              <w:t>Log_Ejecuciones</w:t>
+            </w:r>
+          </w:p>
+        </w:tc>
+        <w:tc>
+          <w:tcPr>
+            <w:tcW w:w="2824" w:type="dxa"/>
+            <w:tcBorders>
+              <w:top w:val="single" w:sz="3" w:space="0" w:color="D8D8D8"/>
+              <w:left w:val="single" w:sz="3" w:space="0" w:color="D8D8D8"/>
+              <w:bottom w:val="single" w:sz="3" w:space="0" w:color="D8D8D8"/>
+              <w:right w:val="single" w:sz="3" w:space="0" w:color="D8D8D8"/>
+            </w:tcBorders>
+            <w:tcMar>
+              <w:top w:w="90" w:type="dxa"/>
+              <w:left w:w="120" w:type="dxa"/>
+              <w:bottom w:w="90" w:type="dxa"/>
+              <w:right w:w="120" w:type="dxa"/>
+            </w:tcMar>
+          </w:tcPr>
+          <w:p>
+            <w:r>
+              <w:rPr>
+                <w:sz w:val="17"/>
+                <w:szCs w:val="17"/>
+              </w:rPr>
+              <w:t>Filtrada por Resultado = OK, con sumatorias</w:t>
+            </w:r>
+          </w:p>
+        </w:tc>
+        <w:tc>
+          <w:tcPr>
+            <w:tcW w:w="3012" w:type="dxa"/>
+            <w:tcBorders>
+              <w:top w:val="single" w:sz="3" w:space="0" w:color="D8D8D8"/>
+              <w:left w:val="single" w:sz="3" w:space="0" w:color="D8D8D8"/>
+              <w:bottom w:val="single" w:sz="3" w:space="0" w:color="D8D8D8"/>
+              <w:right w:val="single" w:sz="3" w:space="0" w:color="D8D8D8"/>
+            </w:tcBorders>
+            <w:tcMar>
+              <w:top w:w="90" w:type="dxa"/>
+              <w:left w:w="120" w:type="dxa"/>
+              <w:bottom w:w="90" w:type="dxa"/>
+              <w:right w:w="120" w:type="dxa"/>
+            </w:tcMar>
+          </w:tcPr>
+          <w:p>
+            <w:r>
+              <w:rPr>
+                <w:sz w:val="17"/>
+                <w:szCs w:val="17"/>
+              </w:rPr>
+              <w:t>Costo acumulado, tokens totales y latencia media</w:t>
+            </w:r>
+          </w:p>
+        </w:tc>
+      </w:tr>
+      <w:tr>
+        <w:tblPrEx>
+          <w:tblCellMar>
+            <w:top w:w="0" w:type="dxa"/>
+            <w:bottom w:w="0" w:type="dxa"/>
+          </w:tblCellMar>
+        </w:tblPrEx>
+        <w:tc>
+          <w:tcPr>
+            <w:tcW w:w="1882" w:type="dxa"/>
+            <w:tcBorders>
+              <w:top w:val="single" w:sz="3" w:space="0" w:color="D8D8D8"/>
+              <w:left w:val="single" w:sz="3" w:space="0" w:color="D8D8D8"/>
+              <w:bottom w:val="single" w:sz="3" w:space="0" w:color="D8D8D8"/>
+              <w:right w:val="single" w:sz="3" w:space="0" w:color="D8D8D8"/>
+            </w:tcBorders>
+            <w:shd w:val="clear" w:color="auto" w:fill="F4F6F8"/>
+            <w:tcMar>
+              <w:top w:w="90" w:type="dxa"/>
+              <w:left w:w="120" w:type="dxa"/>
+              <w:bottom w:w="90" w:type="dxa"/>
+              <w:right w:w="120" w:type="dxa"/>
+            </w:tcMar>
+          </w:tcPr>
+          <w:p>
+            <w:hyperlink r:id="rId14" w:history="1">
+              <w:r>
+                <w:rPr>
+                  <w:rStyle w:val="Hipervnculo"/>
+                  <w:sz w:val="17"/>
+                  <w:szCs w:val="17"/>
+                </w:rPr>
+                <w:t>Calidad del triage</w:t>
+              </w:r>
+            </w:hyperlink>
+          </w:p>
+        </w:tc>
+        <w:tc>
+          <w:tcPr>
+            <w:tcW w:w="1694" w:type="dxa"/>
+            <w:tcBorders>
+              <w:top w:val="single" w:sz="3" w:space="0" w:color="D8D8D8"/>
+              <w:left w:val="single" w:sz="3" w:space="0" w:color="D8D8D8"/>
+              <w:bottom w:val="single" w:sz="3" w:space="0" w:color="D8D8D8"/>
+              <w:right w:val="single" w:sz="3" w:space="0" w:color="D8D8D8"/>
+            </w:tcBorders>
+            <w:shd w:val="clear" w:color="auto" w:fill="F4F6F8"/>
+            <w:tcMar>
+              <w:top w:w="90" w:type="dxa"/>
+              <w:left w:w="120" w:type="dxa"/>
+              <w:bottom w:w="90" w:type="dxa"/>
+              <w:right w:w="120" w:type="dxa"/>
+            </w:tcMar>
+          </w:tcPr>
+          <w:p>
+            <w:r>
+              <w:rPr>
+                <w:sz w:val="17"/>
+                <w:szCs w:val="17"/>
+              </w:rPr>
+              <w:t>Tickets</w:t>
+            </w:r>
+          </w:p>
+        </w:tc>
+        <w:tc>
+          <w:tcPr>
+            <w:tcW w:w="2824" w:type="dxa"/>
+            <w:tcBorders>
+              <w:top w:val="single" w:sz="3" w:space="0" w:color="D8D8D8"/>
+              <w:left w:val="single" w:sz="3" w:space="0" w:color="D8D8D8"/>
+              <w:bottom w:val="single" w:sz="3" w:space="0" w:color="D8D8D8"/>
+              <w:right w:val="single" w:sz="3" w:space="0" w:color="D8D8D8"/>
+            </w:tcBorders>
+            <w:shd w:val="clear" w:color="auto" w:fill="F4F6F8"/>
+            <w:tcMar>
+              <w:top w:w="90" w:type="dxa"/>
+              <w:left w:w="120" w:type="dxa"/>
+              <w:bottom w:w="90" w:type="dxa"/>
+              <w:right w:w="120" w:type="dxa"/>
+            </w:tcMar>
+          </w:tcPr>
+          <w:p>
+            <w:r>
+              <w:rPr>
+                <w:sz w:val="17"/>
+                <w:szCs w:val="17"/>
+              </w:rPr>
+              <w:t>Agrupada por Categoría y Prioridad</w:t>
+            </w:r>
+          </w:p>
+        </w:tc>
+        <w:tc>
+          <w:tcPr>
+            <w:tcW w:w="3012" w:type="dxa"/>
+            <w:tcBorders>
+              <w:top w:val="single" w:sz="3" w:space="0" w:color="D8D8D8"/>
+              <w:left w:val="single" w:sz="3" w:space="0" w:color="D8D8D8"/>
+              <w:bottom w:val="single" w:sz="3" w:space="0" w:color="D8D8D8"/>
+              <w:right w:val="single" w:sz="3" w:space="0" w:color="D8D8D8"/>
+            </w:tcBorders>
+            <w:shd w:val="clear" w:color="auto" w:fill="F4F6F8"/>
+            <w:tcMar>
+              <w:top w:w="90" w:type="dxa"/>
+              <w:left w:w="120" w:type="dxa"/>
+              <w:bottom w:w="90" w:type="dxa"/>
+              <w:right w:w="120" w:type="dxa"/>
+            </w:tcMar>
+          </w:tcPr>
+          <w:p>
+            <w:r>
+              <w:rPr>
+                <w:sz w:val="17"/>
+                <w:szCs w:val="17"/>
+              </w:rPr>
+              <w:t>Distribución de la clasificación y proporción de fuera de alcance</w:t>
+            </w:r>
+          </w:p>
+        </w:tc>
+      </w:tr>
+    </w:tbl>
+    <w:p>
+      <w:pPr>
+        <w:pStyle w:val="Ttulo2"/>
+      </w:pPr>
+      <w:r>
+        <w:t>5.2 · Indicadores</w:t>
       </w:r>
     </w:p>
     <w:tbl>
@@ -12868,7 +13515,7 @@
                 <w:sz w:val="17"/>
                 <w:szCs w:val="17"/>
               </w:rPr>
-              <w:t>Ruta</w:t>
+              <w:t>Indicador</w:t>
             </w:r>
           </w:p>
         </w:tc>
@@ -12898,7 +13545,7 @@
                 <w:sz w:val="17"/>
                 <w:szCs w:val="17"/>
               </w:rPr>
-              <w:t>Contenido</w:t>
+              <w:t>Cómo se obtiene</w:t>
             </w:r>
           </w:p>
         </w:tc>
@@ -12929,11 +13576,10 @@
           <w:p>
             <w:r>
               <w:rPr>
-                <w:rFonts w:ascii="Consolas" w:eastAsia="Consolas" w:hAnsi="Consolas" w:cs="Consolas"/>
-                <w:sz w:val="15"/>
-                <w:szCs w:val="15"/>
-              </w:rPr>
-              <w:t>README.md</w:t>
+                <w:sz w:val="17"/>
+                <w:szCs w:val="17"/>
+              </w:rPr>
+              <w:t>Tickets procesados</w:t>
             </w:r>
           </w:p>
         </w:tc>
@@ -12959,7 +13605,7 @@
                 <w:sz w:val="17"/>
                 <w:szCs w:val="17"/>
               </w:rPr>
-              <w:t>Índice, descripción del proyecto y los cuatro enlaces obligatorios</w:t>
+              <w:t>Conteo de registros en Tickets</w:t>
             </w:r>
           </w:p>
         </w:tc>
@@ -12991,11 +13637,10 @@
           <w:p>
             <w:r>
               <w:rPr>
-                <w:rFonts w:ascii="Consolas" w:eastAsia="Consolas" w:hAnsi="Consolas" w:cs="Consolas"/>
-                <w:sz w:val="15"/>
-                <w:szCs w:val="15"/>
-              </w:rPr>
-              <w:t>docs/Entrega_Final.pdf</w:t>
+                <w:sz w:val="17"/>
+                <w:szCs w:val="17"/>
+              </w:rPr>
+              <w:t>Tasa de aprobación humana</w:t>
             </w:r>
           </w:p>
         </w:tc>
@@ -13022,7 +13667,7 @@
                 <w:sz w:val="17"/>
                 <w:szCs w:val="17"/>
               </w:rPr>
-              <w:t>Este documento</w:t>
+              <w:t>Enviados sobre el total que llegó a Esperando Aprobación</w:t>
             </w:r>
           </w:p>
         </w:tc>
@@ -13053,11 +13698,10 @@
           <w:p>
             <w:r>
               <w:rPr>
-                <w:rFonts w:ascii="Consolas" w:eastAsia="Consolas" w:hAnsi="Consolas" w:cs="Consolas"/>
-                <w:sz w:val="15"/>
-                <w:szCs w:val="15"/>
-              </w:rPr>
-              <w:t>docs/01_Diagrama_Arquitectura.pdf</w:t>
+                <w:sz w:val="17"/>
+                <w:szCs w:val="17"/>
+              </w:rPr>
+              <w:t>Tasa de reintento</w:t>
             </w:r>
           </w:p>
         </w:tc>
@@ -13083,7 +13727,7 @@
                 <w:sz w:val="17"/>
                 <w:szCs w:val="17"/>
               </w:rPr>
-              <w:t>Diagrama en archivo independiente</w:t>
+              <w:t>Tickets con Intentos IA = 2 sobre el total</w:t>
             </w:r>
           </w:p>
         </w:tc>
@@ -13115,11 +13759,10 @@
           <w:p>
             <w:r>
               <w:rPr>
-                <w:rFonts w:ascii="Consolas" w:eastAsia="Consolas" w:hAnsi="Consolas" w:cs="Consolas"/>
-                <w:sz w:val="15"/>
-                <w:szCs w:val="15"/>
-              </w:rPr>
-              <w:t>flows/TCK-01_completo.json</w:t>
+                <w:sz w:val="17"/>
+                <w:szCs w:val="17"/>
+              </w:rPr>
+              <w:t>Tasa de error del sistema</w:t>
             </w:r>
           </w:p>
         </w:tc>
@@ -13146,7 +13789,7 @@
                 <w:sz w:val="17"/>
                 <w:szCs w:val="17"/>
               </w:rPr>
-              <w:t>Workflow principal, 30 nodos, exportado desde n8n</w:t>
+              <w:t>Registros con Resultado = Error sobre el total de Log_Ejecuciones</w:t>
             </w:r>
           </w:p>
         </w:tc>
@@ -13177,11 +13820,10 @@
           <w:p>
             <w:r>
               <w:rPr>
-                <w:rFonts w:ascii="Consolas" w:eastAsia="Consolas" w:hAnsi="Consolas" w:cs="Consolas"/>
-                <w:sz w:val="15"/>
-                <w:szCs w:val="15"/>
-              </w:rPr>
-              <w:t>flows/TCK-99_error_handler.json</w:t>
+                <w:sz w:val="17"/>
+                <w:szCs w:val="17"/>
+              </w:rPr>
+              <w:t>Costo acumulado</w:t>
             </w:r>
           </w:p>
         </w:tc>
@@ -13207,7 +13849,7 @@
                 <w:sz w:val="17"/>
                 <w:szCs w:val="17"/>
               </w:rPr>
-              <w:t>Workflow de captura global de errores</w:t>
+              <w:t>Sumatoria del campo Costo USD</w:t>
             </w:r>
           </w:p>
         </w:tc>
@@ -13239,11 +13881,10 @@
           <w:p>
             <w:r>
               <w:rPr>
-                <w:rFonts w:ascii="Consolas" w:eastAsia="Consolas" w:hAnsi="Consolas" w:cs="Consolas"/>
-                <w:sz w:val="15"/>
-                <w:szCs w:val="15"/>
-              </w:rPr>
-              <w:t>schemas/</w:t>
+                <w:sz w:val="17"/>
+                <w:szCs w:val="17"/>
+              </w:rPr>
+              <w:t>Costo medio por ticket</w:t>
             </w:r>
           </w:p>
         </w:tc>
@@ -13270,7 +13911,7 @@
                 <w:sz w:val="17"/>
                 <w:szCs w:val="17"/>
               </w:rPr>
-              <w:t>Seis archivos de esquema: entrada, objeto canónico, ambas llamadas a Cohere, aprobación de Telegram y esquema de Airtable</w:t>
+              <w:t>Costo acumulado dividido por tickets enviados</w:t>
             </w:r>
           </w:p>
         </w:tc>
@@ -13301,11 +13942,10 @@
           <w:p>
             <w:r>
               <w:rPr>
-                <w:rFonts w:ascii="Consolas" w:eastAsia="Consolas" w:hAnsi="Consolas" w:cs="Consolas"/>
-                <w:sz w:val="15"/>
-                <w:szCs w:val="15"/>
-              </w:rPr>
-              <w:t>data/base_conocimiento.csv</w:t>
+                <w:sz w:val="17"/>
+                <w:szCs w:val="17"/>
+              </w:rPr>
+              <w:t>Latencia media de extremo a extremo</w:t>
             </w:r>
           </w:p>
         </w:tc>
@@ -13331,7 +13971,7 @@
                 <w:sz w:val="17"/>
                 <w:szCs w:val="17"/>
               </w:rPr>
-              <w:t>Los diez artículos de la base de conocimiento</w:t>
+              <w:t>Promedio de Latencia ms, medida desde la recepción del webhook</w:t>
             </w:r>
           </w:p>
         </w:tc>
@@ -13363,6 +14003,615 @@
           <w:p>
             <w:r>
               <w:rPr>
+                <w:sz w:val="17"/>
+                <w:szCs w:val="17"/>
+              </w:rPr>
+              <w:t>Proporción de fuera de alcance</w:t>
+            </w:r>
+          </w:p>
+        </w:tc>
+        <w:tc>
+          <w:tcPr>
+            <w:tcW w:w="6212" w:type="dxa"/>
+            <w:tcBorders>
+              <w:top w:val="single" w:sz="3" w:space="0" w:color="D8D8D8"/>
+              <w:left w:val="single" w:sz="3" w:space="0" w:color="D8D8D8"/>
+              <w:bottom w:val="single" w:sz="3" w:space="0" w:color="D8D8D8"/>
+              <w:right w:val="single" w:sz="3" w:space="0" w:color="D8D8D8"/>
+            </w:tcBorders>
+            <w:shd w:val="clear" w:color="auto" w:fill="F4F6F8"/>
+            <w:tcMar>
+              <w:top w:w="90" w:type="dxa"/>
+              <w:left w:w="120" w:type="dxa"/>
+              <w:bottom w:w="90" w:type="dxa"/>
+              <w:right w:w="120" w:type="dxa"/>
+            </w:tcMar>
+          </w:tcPr>
+          <w:p>
+            <w:r>
+              <w:rPr>
+                <w:sz w:val="17"/>
+                <w:szCs w:val="17"/>
+              </w:rPr>
+              <w:t>Tickets con categoría «Fuera de alcance» sobre el total</w:t>
+            </w:r>
+          </w:p>
+        </w:tc>
+      </w:tr>
+    </w:tbl>
+    <w:p>
+      <w:pPr>
+        <w:spacing w:after="150"/>
+      </w:pPr>
+      <w:r>
+        <w:rPr>
+          <w:color w:val="5A5A5A"/>
+          <w:sz w:val="16"/>
+          <w:szCs w:val="16"/>
+        </w:rPr>
+        <w:t>La latencia registrada es de extremo a extremo e incluye el tiempo de espera humana, por lo que en los tickets aprobados manualmente refleja el tiempo de respuesta del revisor más que el del sistema. Para medir sólo el procesamiento automático debe leerse el registro previo a la suspensión.</w:t>
+      </w:r>
+    </w:p>
+    <w:p>
+      <w:pPr>
+        <w:pStyle w:val="Ttulo2"/>
+      </w:pPr>
+      <w:r>
+        <w:t>Anexo · Contenido del repositorio</w:t>
+      </w:r>
+    </w:p>
+    <w:tbl>
+      <w:tblPr>
+        <w:tblW w:w="9412" w:type="dxa"/>
+        <w:tblBorders>
+          <w:top w:val="single" w:sz="4" w:space="0" w:color="auto"/>
+          <w:left w:val="single" w:sz="4" w:space="0" w:color="auto"/>
+          <w:bottom w:val="single" w:sz="4" w:space="0" w:color="auto"/>
+          <w:right w:val="single" w:sz="4" w:space="0" w:color="auto"/>
+          <w:insideH w:val="single" w:sz="4" w:space="0" w:color="auto"/>
+          <w:insideV w:val="single" w:sz="4" w:space="0" w:color="auto"/>
+        </w:tblBorders>
+        <w:tblCellMar>
+          <w:left w:w="10" w:type="dxa"/>
+          <w:right w:w="10" w:type="dxa"/>
+        </w:tblCellMar>
+        <w:tblLook w:val="0000" w:firstRow="0" w:lastRow="0" w:firstColumn="0" w:lastColumn="0" w:noHBand="0" w:noVBand="0"/>
+      </w:tblPr>
+      <w:tblGrid>
+        <w:gridCol w:w="3200"/>
+        <w:gridCol w:w="6212"/>
+      </w:tblGrid>
+      <w:tr>
+        <w:tblPrEx>
+          <w:tblCellMar>
+            <w:top w:w="0" w:type="dxa"/>
+            <w:bottom w:w="0" w:type="dxa"/>
+          </w:tblCellMar>
+        </w:tblPrEx>
+        <w:trPr>
+          <w:tblHeader/>
+        </w:trPr>
+        <w:tc>
+          <w:tcPr>
+            <w:tcW w:w="3200" w:type="dxa"/>
+            <w:tcBorders>
+              <w:top w:val="single" w:sz="3" w:space="0" w:color="D8D8D8"/>
+              <w:left w:val="single" w:sz="3" w:space="0" w:color="D8D8D8"/>
+              <w:bottom w:val="single" w:sz="3" w:space="0" w:color="D8D8D8"/>
+              <w:right w:val="single" w:sz="3" w:space="0" w:color="D8D8D8"/>
+            </w:tcBorders>
+            <w:shd w:val="clear" w:color="auto" w:fill="1B4F9B"/>
+            <w:tcMar>
+              <w:top w:w="90" w:type="dxa"/>
+              <w:left w:w="120" w:type="dxa"/>
+              <w:bottom w:w="90" w:type="dxa"/>
+              <w:right w:w="120" w:type="dxa"/>
+            </w:tcMar>
+          </w:tcPr>
+          <w:p>
+            <w:r>
+              <w:rPr>
+                <w:b/>
+                <w:bCs/>
+                <w:color w:val="FFFFFF"/>
+                <w:sz w:val="17"/>
+                <w:szCs w:val="17"/>
+              </w:rPr>
+              <w:t>Ruta</w:t>
+            </w:r>
+          </w:p>
+        </w:tc>
+        <w:tc>
+          <w:tcPr>
+            <w:tcW w:w="6212" w:type="dxa"/>
+            <w:tcBorders>
+              <w:top w:val="single" w:sz="3" w:space="0" w:color="D8D8D8"/>
+              <w:left w:val="single" w:sz="3" w:space="0" w:color="D8D8D8"/>
+              <w:bottom w:val="single" w:sz="3" w:space="0" w:color="D8D8D8"/>
+              <w:right w:val="single" w:sz="3" w:space="0" w:color="D8D8D8"/>
+            </w:tcBorders>
+            <w:shd w:val="clear" w:color="auto" w:fill="1B4F9B"/>
+            <w:tcMar>
+              <w:top w:w="90" w:type="dxa"/>
+              <w:left w:w="120" w:type="dxa"/>
+              <w:bottom w:w="90" w:type="dxa"/>
+              <w:right w:w="120" w:type="dxa"/>
+            </w:tcMar>
+          </w:tcPr>
+          <w:p>
+            <w:r>
+              <w:rPr>
+                <w:b/>
+                <w:bCs/>
+                <w:color w:val="FFFFFF"/>
+                <w:sz w:val="17"/>
+                <w:szCs w:val="17"/>
+              </w:rPr>
+              <w:t>Contenido</w:t>
+            </w:r>
+          </w:p>
+        </w:tc>
+      </w:tr>
+      <w:tr>
+        <w:tblPrEx>
+          <w:tblCellMar>
+            <w:top w:w="0" w:type="dxa"/>
+            <w:bottom w:w="0" w:type="dxa"/>
+          </w:tblCellMar>
+        </w:tblPrEx>
+        <w:tc>
+          <w:tcPr>
+            <w:tcW w:w="3200" w:type="dxa"/>
+            <w:tcBorders>
+              <w:top w:val="single" w:sz="3" w:space="0" w:color="D8D8D8"/>
+              <w:left w:val="single" w:sz="3" w:space="0" w:color="D8D8D8"/>
+              <w:bottom w:val="single" w:sz="3" w:space="0" w:color="D8D8D8"/>
+              <w:right w:val="single" w:sz="3" w:space="0" w:color="D8D8D8"/>
+            </w:tcBorders>
+            <w:tcMar>
+              <w:top w:w="90" w:type="dxa"/>
+              <w:left w:w="120" w:type="dxa"/>
+              <w:bottom w:w="90" w:type="dxa"/>
+              <w:right w:w="120" w:type="dxa"/>
+            </w:tcMar>
+          </w:tcPr>
+          <w:p>
+            <w:r>
+              <w:rPr>
+                <w:rFonts w:ascii="Consolas" w:eastAsia="Consolas" w:hAnsi="Consolas" w:cs="Consolas"/>
+                <w:sz w:val="15"/>
+                <w:szCs w:val="15"/>
+              </w:rPr>
+              <w:t>README.md</w:t>
+            </w:r>
+          </w:p>
+        </w:tc>
+        <w:tc>
+          <w:tcPr>
+            <w:tcW w:w="6212" w:type="dxa"/>
+            <w:tcBorders>
+              <w:top w:val="single" w:sz="3" w:space="0" w:color="D8D8D8"/>
+              <w:left w:val="single" w:sz="3" w:space="0" w:color="D8D8D8"/>
+              <w:bottom w:val="single" w:sz="3" w:space="0" w:color="D8D8D8"/>
+              <w:right w:val="single" w:sz="3" w:space="0" w:color="D8D8D8"/>
+            </w:tcBorders>
+            <w:tcMar>
+              <w:top w:w="90" w:type="dxa"/>
+              <w:left w:w="120" w:type="dxa"/>
+              <w:bottom w:w="90" w:type="dxa"/>
+              <w:right w:w="120" w:type="dxa"/>
+            </w:tcMar>
+          </w:tcPr>
+          <w:p>
+            <w:r>
+              <w:rPr>
+                <w:sz w:val="17"/>
+                <w:szCs w:val="17"/>
+              </w:rPr>
+              <w:t>Índice, descripción del proyecto y los cuatro enlaces obligatorios</w:t>
+            </w:r>
+          </w:p>
+        </w:tc>
+      </w:tr>
+      <w:tr>
+        <w:tblPrEx>
+          <w:tblCellMar>
+            <w:top w:w="0" w:type="dxa"/>
+            <w:bottom w:w="0" w:type="dxa"/>
+          </w:tblCellMar>
+        </w:tblPrEx>
+        <w:tc>
+          <w:tcPr>
+            <w:tcW w:w="3200" w:type="dxa"/>
+            <w:tcBorders>
+              <w:top w:val="single" w:sz="3" w:space="0" w:color="D8D8D8"/>
+              <w:left w:val="single" w:sz="3" w:space="0" w:color="D8D8D8"/>
+              <w:bottom w:val="single" w:sz="3" w:space="0" w:color="D8D8D8"/>
+              <w:right w:val="single" w:sz="3" w:space="0" w:color="D8D8D8"/>
+            </w:tcBorders>
+            <w:shd w:val="clear" w:color="auto" w:fill="F4F6F8"/>
+            <w:tcMar>
+              <w:top w:w="90" w:type="dxa"/>
+              <w:left w:w="120" w:type="dxa"/>
+              <w:bottom w:w="90" w:type="dxa"/>
+              <w:right w:w="120" w:type="dxa"/>
+            </w:tcMar>
+          </w:tcPr>
+          <w:p>
+            <w:r>
+              <w:rPr>
+                <w:rFonts w:ascii="Consolas" w:eastAsia="Consolas" w:hAnsi="Consolas" w:cs="Consolas"/>
+                <w:sz w:val="15"/>
+                <w:szCs w:val="15"/>
+              </w:rPr>
+              <w:t>docs/Entrega_Final.pdf</w:t>
+            </w:r>
+          </w:p>
+        </w:tc>
+        <w:tc>
+          <w:tcPr>
+            <w:tcW w:w="6212" w:type="dxa"/>
+            <w:tcBorders>
+              <w:top w:val="single" w:sz="3" w:space="0" w:color="D8D8D8"/>
+              <w:left w:val="single" w:sz="3" w:space="0" w:color="D8D8D8"/>
+              <w:bottom w:val="single" w:sz="3" w:space="0" w:color="D8D8D8"/>
+              <w:right w:val="single" w:sz="3" w:space="0" w:color="D8D8D8"/>
+            </w:tcBorders>
+            <w:shd w:val="clear" w:color="auto" w:fill="F4F6F8"/>
+            <w:tcMar>
+              <w:top w:w="90" w:type="dxa"/>
+              <w:left w:w="120" w:type="dxa"/>
+              <w:bottom w:w="90" w:type="dxa"/>
+              <w:right w:w="120" w:type="dxa"/>
+            </w:tcMar>
+          </w:tcPr>
+          <w:p>
+            <w:r>
+              <w:rPr>
+                <w:sz w:val="17"/>
+                <w:szCs w:val="17"/>
+              </w:rPr>
+              <w:t>Este documento</w:t>
+            </w:r>
+          </w:p>
+        </w:tc>
+      </w:tr>
+      <w:tr>
+        <w:tblPrEx>
+          <w:tblCellMar>
+            <w:top w:w="0" w:type="dxa"/>
+            <w:bottom w:w="0" w:type="dxa"/>
+          </w:tblCellMar>
+        </w:tblPrEx>
+        <w:tc>
+          <w:tcPr>
+            <w:tcW w:w="3200" w:type="dxa"/>
+            <w:tcBorders>
+              <w:top w:val="single" w:sz="3" w:space="0" w:color="D8D8D8"/>
+              <w:left w:val="single" w:sz="3" w:space="0" w:color="D8D8D8"/>
+              <w:bottom w:val="single" w:sz="3" w:space="0" w:color="D8D8D8"/>
+              <w:right w:val="single" w:sz="3" w:space="0" w:color="D8D8D8"/>
+            </w:tcBorders>
+            <w:tcMar>
+              <w:top w:w="90" w:type="dxa"/>
+              <w:left w:w="120" w:type="dxa"/>
+              <w:bottom w:w="90" w:type="dxa"/>
+              <w:right w:w="120" w:type="dxa"/>
+            </w:tcMar>
+          </w:tcPr>
+          <w:p>
+            <w:r>
+              <w:rPr>
+                <w:rFonts w:ascii="Consolas" w:eastAsia="Consolas" w:hAnsi="Consolas" w:cs="Consolas"/>
+                <w:sz w:val="15"/>
+                <w:szCs w:val="15"/>
+              </w:rPr>
+              <w:t>docs/01_Diagrama_Arquitectura.pdf</w:t>
+            </w:r>
+          </w:p>
+        </w:tc>
+        <w:tc>
+          <w:tcPr>
+            <w:tcW w:w="6212" w:type="dxa"/>
+            <w:tcBorders>
+              <w:top w:val="single" w:sz="3" w:space="0" w:color="D8D8D8"/>
+              <w:left w:val="single" w:sz="3" w:space="0" w:color="D8D8D8"/>
+              <w:bottom w:val="single" w:sz="3" w:space="0" w:color="D8D8D8"/>
+              <w:right w:val="single" w:sz="3" w:space="0" w:color="D8D8D8"/>
+            </w:tcBorders>
+            <w:tcMar>
+              <w:top w:w="90" w:type="dxa"/>
+              <w:left w:w="120" w:type="dxa"/>
+              <w:bottom w:w="90" w:type="dxa"/>
+              <w:right w:w="120" w:type="dxa"/>
+            </w:tcMar>
+          </w:tcPr>
+          <w:p>
+            <w:r>
+              <w:rPr>
+                <w:sz w:val="17"/>
+                <w:szCs w:val="17"/>
+              </w:rPr>
+              <w:t>Diagrama en archivo independiente</w:t>
+            </w:r>
+          </w:p>
+        </w:tc>
+      </w:tr>
+      <w:tr>
+        <w:tblPrEx>
+          <w:tblCellMar>
+            <w:top w:w="0" w:type="dxa"/>
+            <w:bottom w:w="0" w:type="dxa"/>
+          </w:tblCellMar>
+        </w:tblPrEx>
+        <w:tc>
+          <w:tcPr>
+            <w:tcW w:w="3200" w:type="dxa"/>
+            <w:tcBorders>
+              <w:top w:val="single" w:sz="3" w:space="0" w:color="D8D8D8"/>
+              <w:left w:val="single" w:sz="3" w:space="0" w:color="D8D8D8"/>
+              <w:bottom w:val="single" w:sz="3" w:space="0" w:color="D8D8D8"/>
+              <w:right w:val="single" w:sz="3" w:space="0" w:color="D8D8D8"/>
+            </w:tcBorders>
+            <w:shd w:val="clear" w:color="auto" w:fill="F4F6F8"/>
+            <w:tcMar>
+              <w:top w:w="90" w:type="dxa"/>
+              <w:left w:w="120" w:type="dxa"/>
+              <w:bottom w:w="90" w:type="dxa"/>
+              <w:right w:w="120" w:type="dxa"/>
+            </w:tcMar>
+          </w:tcPr>
+          <w:p>
+            <w:r>
+              <w:rPr>
+                <w:rFonts w:ascii="Consolas" w:eastAsia="Consolas" w:hAnsi="Consolas" w:cs="Consolas"/>
+                <w:sz w:val="15"/>
+                <w:szCs w:val="15"/>
+              </w:rPr>
+              <w:t>flows/TCK-01_completo.json</w:t>
+            </w:r>
+          </w:p>
+        </w:tc>
+        <w:tc>
+          <w:tcPr>
+            <w:tcW w:w="6212" w:type="dxa"/>
+            <w:tcBorders>
+              <w:top w:val="single" w:sz="3" w:space="0" w:color="D8D8D8"/>
+              <w:left w:val="single" w:sz="3" w:space="0" w:color="D8D8D8"/>
+              <w:bottom w:val="single" w:sz="3" w:space="0" w:color="D8D8D8"/>
+              <w:right w:val="single" w:sz="3" w:space="0" w:color="D8D8D8"/>
+            </w:tcBorders>
+            <w:shd w:val="clear" w:color="auto" w:fill="F4F6F8"/>
+            <w:tcMar>
+              <w:top w:w="90" w:type="dxa"/>
+              <w:left w:w="120" w:type="dxa"/>
+              <w:bottom w:w="90" w:type="dxa"/>
+              <w:right w:w="120" w:type="dxa"/>
+            </w:tcMar>
+          </w:tcPr>
+          <w:p>
+            <w:r>
+              <w:rPr>
+                <w:sz w:val="17"/>
+                <w:szCs w:val="17"/>
+              </w:rPr>
+              <w:t>Workflow principal, 30 nodos, exportado desde n8n</w:t>
+            </w:r>
+          </w:p>
+        </w:tc>
+      </w:tr>
+      <w:tr>
+        <w:tblPrEx>
+          <w:tblCellMar>
+            <w:top w:w="0" w:type="dxa"/>
+            <w:bottom w:w="0" w:type="dxa"/>
+          </w:tblCellMar>
+        </w:tblPrEx>
+        <w:tc>
+          <w:tcPr>
+            <w:tcW w:w="3200" w:type="dxa"/>
+            <w:tcBorders>
+              <w:top w:val="single" w:sz="3" w:space="0" w:color="D8D8D8"/>
+              <w:left w:val="single" w:sz="3" w:space="0" w:color="D8D8D8"/>
+              <w:bottom w:val="single" w:sz="3" w:space="0" w:color="D8D8D8"/>
+              <w:right w:val="single" w:sz="3" w:space="0" w:color="D8D8D8"/>
+            </w:tcBorders>
+            <w:tcMar>
+              <w:top w:w="90" w:type="dxa"/>
+              <w:left w:w="120" w:type="dxa"/>
+              <w:bottom w:w="90" w:type="dxa"/>
+              <w:right w:w="120" w:type="dxa"/>
+            </w:tcMar>
+          </w:tcPr>
+          <w:p>
+            <w:r>
+              <w:rPr>
+                <w:rFonts w:ascii="Consolas" w:eastAsia="Consolas" w:hAnsi="Consolas" w:cs="Consolas"/>
+                <w:sz w:val="15"/>
+                <w:szCs w:val="15"/>
+              </w:rPr>
+              <w:t>flows/TCK-99_error_handler.json</w:t>
+            </w:r>
+          </w:p>
+        </w:tc>
+        <w:tc>
+          <w:tcPr>
+            <w:tcW w:w="6212" w:type="dxa"/>
+            <w:tcBorders>
+              <w:top w:val="single" w:sz="3" w:space="0" w:color="D8D8D8"/>
+              <w:left w:val="single" w:sz="3" w:space="0" w:color="D8D8D8"/>
+              <w:bottom w:val="single" w:sz="3" w:space="0" w:color="D8D8D8"/>
+              <w:right w:val="single" w:sz="3" w:space="0" w:color="D8D8D8"/>
+            </w:tcBorders>
+            <w:tcMar>
+              <w:top w:w="90" w:type="dxa"/>
+              <w:left w:w="120" w:type="dxa"/>
+              <w:bottom w:w="90" w:type="dxa"/>
+              <w:right w:w="120" w:type="dxa"/>
+            </w:tcMar>
+          </w:tcPr>
+          <w:p>
+            <w:r>
+              <w:rPr>
+                <w:sz w:val="17"/>
+                <w:szCs w:val="17"/>
+              </w:rPr>
+              <w:t>Workflow de captura global de errores</w:t>
+            </w:r>
+          </w:p>
+        </w:tc>
+      </w:tr>
+      <w:tr>
+        <w:tblPrEx>
+          <w:tblCellMar>
+            <w:top w:w="0" w:type="dxa"/>
+            <w:bottom w:w="0" w:type="dxa"/>
+          </w:tblCellMar>
+        </w:tblPrEx>
+        <w:tc>
+          <w:tcPr>
+            <w:tcW w:w="3200" w:type="dxa"/>
+            <w:tcBorders>
+              <w:top w:val="single" w:sz="3" w:space="0" w:color="D8D8D8"/>
+              <w:left w:val="single" w:sz="3" w:space="0" w:color="D8D8D8"/>
+              <w:bottom w:val="single" w:sz="3" w:space="0" w:color="D8D8D8"/>
+              <w:right w:val="single" w:sz="3" w:space="0" w:color="D8D8D8"/>
+            </w:tcBorders>
+            <w:shd w:val="clear" w:color="auto" w:fill="F4F6F8"/>
+            <w:tcMar>
+              <w:top w:w="90" w:type="dxa"/>
+              <w:left w:w="120" w:type="dxa"/>
+              <w:bottom w:w="90" w:type="dxa"/>
+              <w:right w:w="120" w:type="dxa"/>
+            </w:tcMar>
+          </w:tcPr>
+          <w:p>
+            <w:r>
+              <w:rPr>
+                <w:rFonts w:ascii="Consolas" w:eastAsia="Consolas" w:hAnsi="Consolas" w:cs="Consolas"/>
+                <w:sz w:val="15"/>
+                <w:szCs w:val="15"/>
+              </w:rPr>
+              <w:t>schemas/</w:t>
+            </w:r>
+          </w:p>
+        </w:tc>
+        <w:tc>
+          <w:tcPr>
+            <w:tcW w:w="6212" w:type="dxa"/>
+            <w:tcBorders>
+              <w:top w:val="single" w:sz="3" w:space="0" w:color="D8D8D8"/>
+              <w:left w:val="single" w:sz="3" w:space="0" w:color="D8D8D8"/>
+              <w:bottom w:val="single" w:sz="3" w:space="0" w:color="D8D8D8"/>
+              <w:right w:val="single" w:sz="3" w:space="0" w:color="D8D8D8"/>
+            </w:tcBorders>
+            <w:shd w:val="clear" w:color="auto" w:fill="F4F6F8"/>
+            <w:tcMar>
+              <w:top w:w="90" w:type="dxa"/>
+              <w:left w:w="120" w:type="dxa"/>
+              <w:bottom w:w="90" w:type="dxa"/>
+              <w:right w:w="120" w:type="dxa"/>
+            </w:tcMar>
+          </w:tcPr>
+          <w:p>
+            <w:r>
+              <w:rPr>
+                <w:sz w:val="17"/>
+                <w:szCs w:val="17"/>
+              </w:rPr>
+              <w:t>Seis archivos de esquema: entrada, objeto canónico, ambas llamadas a Cohere, aprobación de Telegram y esquema de Airtable</w:t>
+            </w:r>
+          </w:p>
+        </w:tc>
+      </w:tr>
+      <w:tr>
+        <w:tblPrEx>
+          <w:tblCellMar>
+            <w:top w:w="0" w:type="dxa"/>
+            <w:bottom w:w="0" w:type="dxa"/>
+          </w:tblCellMar>
+        </w:tblPrEx>
+        <w:tc>
+          <w:tcPr>
+            <w:tcW w:w="3200" w:type="dxa"/>
+            <w:tcBorders>
+              <w:top w:val="single" w:sz="3" w:space="0" w:color="D8D8D8"/>
+              <w:left w:val="single" w:sz="3" w:space="0" w:color="D8D8D8"/>
+              <w:bottom w:val="single" w:sz="3" w:space="0" w:color="D8D8D8"/>
+              <w:right w:val="single" w:sz="3" w:space="0" w:color="D8D8D8"/>
+            </w:tcBorders>
+            <w:tcMar>
+              <w:top w:w="90" w:type="dxa"/>
+              <w:left w:w="120" w:type="dxa"/>
+              <w:bottom w:w="90" w:type="dxa"/>
+              <w:right w:w="120" w:type="dxa"/>
+            </w:tcMar>
+          </w:tcPr>
+          <w:p>
+            <w:r>
+              <w:rPr>
+                <w:rFonts w:ascii="Consolas" w:eastAsia="Consolas" w:hAnsi="Consolas" w:cs="Consolas"/>
+                <w:sz w:val="15"/>
+                <w:szCs w:val="15"/>
+              </w:rPr>
+              <w:t>data/base_conocimiento.csv</w:t>
+            </w:r>
+          </w:p>
+        </w:tc>
+        <w:tc>
+          <w:tcPr>
+            <w:tcW w:w="6212" w:type="dxa"/>
+            <w:tcBorders>
+              <w:top w:val="single" w:sz="3" w:space="0" w:color="D8D8D8"/>
+              <w:left w:val="single" w:sz="3" w:space="0" w:color="D8D8D8"/>
+              <w:bottom w:val="single" w:sz="3" w:space="0" w:color="D8D8D8"/>
+              <w:right w:val="single" w:sz="3" w:space="0" w:color="D8D8D8"/>
+            </w:tcBorders>
+            <w:tcMar>
+              <w:top w:w="90" w:type="dxa"/>
+              <w:left w:w="120" w:type="dxa"/>
+              <w:bottom w:w="90" w:type="dxa"/>
+              <w:right w:w="120" w:type="dxa"/>
+            </w:tcMar>
+          </w:tcPr>
+          <w:p>
+            <w:r>
+              <w:rPr>
+                <w:sz w:val="17"/>
+                <w:szCs w:val="17"/>
+              </w:rPr>
+              <w:t>Los diez artículos de la base de conocimiento</w:t>
+            </w:r>
+          </w:p>
+        </w:tc>
+      </w:tr>
+      <w:tr>
+        <w:tblPrEx>
+          <w:tblCellMar>
+            <w:top w:w="0" w:type="dxa"/>
+            <w:bottom w:w="0" w:type="dxa"/>
+          </w:tblCellMar>
+        </w:tblPrEx>
+        <w:tc>
+          <w:tcPr>
+            <w:tcW w:w="3200" w:type="dxa"/>
+            <w:tcBorders>
+              <w:top w:val="single" w:sz="3" w:space="0" w:color="D8D8D8"/>
+              <w:left w:val="single" w:sz="3" w:space="0" w:color="D8D8D8"/>
+              <w:bottom w:val="single" w:sz="3" w:space="0" w:color="D8D8D8"/>
+              <w:right w:val="single" w:sz="3" w:space="0" w:color="D8D8D8"/>
+            </w:tcBorders>
+            <w:shd w:val="clear" w:color="auto" w:fill="F4F6F8"/>
+            <w:tcMar>
+              <w:top w:w="90" w:type="dxa"/>
+              <w:left w:w="120" w:type="dxa"/>
+              <w:bottom w:w="90" w:type="dxa"/>
+              <w:right w:w="120" w:type="dxa"/>
+            </w:tcMar>
+          </w:tcPr>
+          <w:p>
+            <w:r>
+              <w:rPr>
                 <w:rFonts w:ascii="Consolas" w:eastAsia="Consolas" w:hAnsi="Consolas" w:cs="Consolas"/>
                 <w:sz w:val="15"/>
                 <w:szCs w:val="15"/>
@@ -13402,7 +14651,7 @@
     </w:tbl>
     <w:p/>
     <w:sectPr>
-      <w:footerReference w:type="default" r:id="rId11"/>
+      <w:footerReference w:type="default" r:id="rId15"/>
       <w:pgSz w:w="11906" w:h="16838"/>
       <w:pgMar w:top="1134" w:right="1247" w:bottom="1134" w:left="1247" w:header="708" w:footer="708" w:gutter="0"/>
       <w:cols w:space="720"/>

--- a/docs/Entrega_Final.docx
+++ b/docs/Entrega_Final.docx
@@ -8225,7 +8225,7 @@
                 <w:sz w:val="15"/>
                 <w:szCs w:val="15"/>
               </w:rPr>
-              <w:t>US$ 0,004533</w:t>
+              <w:t>US$ 0,003271</w:t>
             </w:r>
           </w:p>
         </w:tc>
@@ -8597,34 +8597,50 @@
                 <w:sz w:val="15"/>
                 <w:szCs w:val="15"/>
               </w:rPr>
-              <w:t>US$ 0,004533</w:t>
-            </w:r>
-          </w:p>
-        </w:tc>
-        <w:tc>
-          <w:tcPr>
-            <w:tcW w:w="2070" w:type="dxa"/>
-            <w:tcBorders>
-              <w:top w:val="single" w:sz="3" w:space="0" w:color="D8D8D8"/>
-              <w:left w:val="single" w:sz="3" w:space="0" w:color="D8D8D8"/>
-              <w:bottom w:val="single" w:sz="3" w:space="0" w:color="D8D8D8"/>
-              <w:right w:val="single" w:sz="3" w:space="0" w:color="D8D8D8"/>
-            </w:tcBorders>
-            <w:tcMar>
-              <w:top w:w="90" w:type="dxa"/>
-              <w:left w:w="120" w:type="dxa"/>
-              <w:bottom w:w="90" w:type="dxa"/>
-              <w:right w:w="120" w:type="dxa"/>
-            </w:tcMar>
-          </w:tcPr>
-          <w:p>
+              <w:t xml:space="preserve">US$ </w:t>
+            </w:r>
             <w:r>
               <w:rPr>
                 <w:rFonts w:ascii="Consolas" w:eastAsia="Consolas" w:hAnsi="Consolas" w:cs="Consolas"/>
                 <w:sz w:val="15"/>
                 <w:szCs w:val="15"/>
               </w:rPr>
-              <w:t>US$ 0,004564</w:t>
+              <w:t>0,003271</w:t>
+            </w:r>
+          </w:p>
+        </w:tc>
+        <w:tc>
+          <w:tcPr>
+            <w:tcW w:w="2070" w:type="dxa"/>
+            <w:tcBorders>
+              <w:top w:val="single" w:sz="3" w:space="0" w:color="D8D8D8"/>
+              <w:left w:val="single" w:sz="3" w:space="0" w:color="D8D8D8"/>
+              <w:bottom w:val="single" w:sz="3" w:space="0" w:color="D8D8D8"/>
+              <w:right w:val="single" w:sz="3" w:space="0" w:color="D8D8D8"/>
+            </w:tcBorders>
+            <w:tcMar>
+              <w:top w:w="90" w:type="dxa"/>
+              <w:left w:w="120" w:type="dxa"/>
+              <w:bottom w:w="90" w:type="dxa"/>
+              <w:right w:w="120" w:type="dxa"/>
+            </w:tcMar>
+          </w:tcPr>
+          <w:p>
+            <w:r>
+              <w:rPr>
+                <w:rFonts w:ascii="Consolas" w:eastAsia="Consolas" w:hAnsi="Consolas" w:cs="Consolas"/>
+                <w:sz w:val="15"/>
+                <w:szCs w:val="15"/>
+              </w:rPr>
+              <w:t xml:space="preserve">US$ </w:t>
+            </w:r>
+            <w:r>
+              <w:rPr>
+                <w:rFonts w:ascii="Consolas" w:eastAsia="Consolas" w:hAnsi="Consolas" w:cs="Consolas"/>
+                <w:sz w:val="15"/>
+                <w:szCs w:val="15"/>
+              </w:rPr>
+              <w:t>0,003303</w:t>
             </w:r>
           </w:p>
         </w:tc>
@@ -8715,35 +8731,51 @@
                 <w:sz w:val="15"/>
                 <w:szCs w:val="15"/>
               </w:rPr>
-              <w:t>US$ 0,004533</w:t>
-            </w:r>
-          </w:p>
-        </w:tc>
-        <w:tc>
-          <w:tcPr>
-            <w:tcW w:w="2070" w:type="dxa"/>
-            <w:tcBorders>
-              <w:top w:val="single" w:sz="3" w:space="0" w:color="D8D8D8"/>
-              <w:left w:val="single" w:sz="3" w:space="0" w:color="D8D8D8"/>
-              <w:bottom w:val="single" w:sz="3" w:space="0" w:color="D8D8D8"/>
-              <w:right w:val="single" w:sz="3" w:space="0" w:color="D8D8D8"/>
-            </w:tcBorders>
-            <w:shd w:val="clear" w:color="auto" w:fill="F4F6F8"/>
-            <w:tcMar>
-              <w:top w:w="90" w:type="dxa"/>
-              <w:left w:w="120" w:type="dxa"/>
-              <w:bottom w:w="90" w:type="dxa"/>
-              <w:right w:w="120" w:type="dxa"/>
-            </w:tcMar>
-          </w:tcPr>
-          <w:p>
+              <w:t xml:space="preserve">US$ </w:t>
+            </w:r>
             <w:r>
               <w:rPr>
                 <w:rFonts w:ascii="Consolas" w:eastAsia="Consolas" w:hAnsi="Consolas" w:cs="Consolas"/>
                 <w:sz w:val="15"/>
                 <w:szCs w:val="15"/>
               </w:rPr>
-              <w:t>US$ 0,006642</w:t>
+              <w:t>0,003271</w:t>
+            </w:r>
+          </w:p>
+        </w:tc>
+        <w:tc>
+          <w:tcPr>
+            <w:tcW w:w="2070" w:type="dxa"/>
+            <w:tcBorders>
+              <w:top w:val="single" w:sz="3" w:space="0" w:color="D8D8D8"/>
+              <w:left w:val="single" w:sz="3" w:space="0" w:color="D8D8D8"/>
+              <w:bottom w:val="single" w:sz="3" w:space="0" w:color="D8D8D8"/>
+              <w:right w:val="single" w:sz="3" w:space="0" w:color="D8D8D8"/>
+            </w:tcBorders>
+            <w:shd w:val="clear" w:color="auto" w:fill="F4F6F8"/>
+            <w:tcMar>
+              <w:top w:w="90" w:type="dxa"/>
+              <w:left w:w="120" w:type="dxa"/>
+              <w:bottom w:w="90" w:type="dxa"/>
+              <w:right w:w="120" w:type="dxa"/>
+            </w:tcMar>
+          </w:tcPr>
+          <w:p>
+            <w:r>
+              <w:rPr>
+                <w:rFonts w:ascii="Consolas" w:eastAsia="Consolas" w:hAnsi="Consolas" w:cs="Consolas"/>
+                <w:sz w:val="15"/>
+                <w:szCs w:val="15"/>
+              </w:rPr>
+              <w:t xml:space="preserve">US$ </w:t>
+            </w:r>
+            <w:r>
+              <w:rPr>
+                <w:rFonts w:ascii="Consolas" w:eastAsia="Consolas" w:hAnsi="Consolas" w:cs="Consolas"/>
+                <w:sz w:val="15"/>
+                <w:szCs w:val="15"/>
+              </w:rPr>
+              <w:t>0,003303</w:t>
             </w:r>
           </w:p>
         </w:tc>
@@ -8843,7 +8875,25 @@
                 <w:sz w:val="17"/>
                 <w:szCs w:val="17"/>
               </w:rPr>
-              <w:t>31,3 %</w:t>
+              <w:t>38,6</w:t>
+            </w:r>
+            <w:r>
+              <w:rPr>
+                <w:b/>
+                <w:bCs/>
+                <w:sz w:val="17"/>
+                <w:szCs w:val="17"/>
+              </w:rPr>
+              <w:t xml:space="preserve"> </w:t>
+            </w:r>
+            <w:r>
+              <w:rPr>
+                <w:b/>
+                <w:bCs/>
+                <w:sz w:val="17"/>
+                <w:szCs w:val="17"/>
+              </w:rPr>
+              <w:t>%</w:t>
             </w:r>
           </w:p>
         </w:tc>
@@ -9070,7 +9120,15 @@
                 <w:sz w:val="15"/>
                 <w:szCs w:val="15"/>
               </w:rPr>
-              <w:t>US$ 3,88</w:t>
+              <w:t xml:space="preserve">US$ </w:t>
+            </w:r>
+            <w:r>
+              <w:rPr>
+                <w:rFonts w:ascii="Consolas" w:eastAsia="Consolas" w:hAnsi="Consolas" w:cs="Consolas"/>
+                <w:sz w:val="15"/>
+                <w:szCs w:val="15"/>
+              </w:rPr>
+              <w:t>2,81</w:t>
             </w:r>
           </w:p>
         </w:tc>
@@ -9160,7 +9218,15 @@
                 <w:sz w:val="15"/>
                 <w:szCs w:val="15"/>
               </w:rPr>
-              <w:t>US$ 6,64</w:t>
+              <w:t xml:space="preserve">US$ </w:t>
+            </w:r>
+            <w:r>
+              <w:rPr>
+                <w:rFonts w:ascii="Consolas" w:eastAsia="Consolas" w:hAnsi="Consolas" w:cs="Consolas"/>
+                <w:sz w:val="15"/>
+                <w:szCs w:val="15"/>
+              </w:rPr>
+              <w:t>5,38</w:t>
             </w:r>
           </w:p>
         </w:tc>
@@ -9253,7 +9319,25 @@
                 <w:sz w:val="17"/>
                 <w:szCs w:val="17"/>
               </w:rPr>
-              <w:t>41,5 %</w:t>
+              <w:t>47,7</w:t>
+            </w:r>
+            <w:r>
+              <w:rPr>
+                <w:b/>
+                <w:bCs/>
+                <w:sz w:val="17"/>
+                <w:szCs w:val="17"/>
+              </w:rPr>
+              <w:t xml:space="preserve"> </w:t>
+            </w:r>
+            <w:r>
+              <w:rPr>
+                <w:b/>
+                <w:bCs/>
+                <w:sz w:val="17"/>
+                <w:szCs w:val="17"/>
+              </w:rPr>
+              <w:t>%</w:t>
             </w:r>
           </w:p>
         </w:tc>
@@ -9261,32 +9345,24 @@
     </w:tbl>
     <w:p>
       <w:pPr>
-        <w:spacing w:after="150"/>
-      </w:pPr>
-      <w:r>
+        <w:pStyle w:val="Ttulo2"/>
         <w:rPr>
+          <w:b w:val="0"/>
+          <w:bCs w:val="0"/>
           <w:color w:val="5A5A5A"/>
           <w:sz w:val="16"/>
           <w:szCs w:val="16"/>
         </w:rPr>
-        <w:t xml:space="preserve">Consumos de referencia: clasificación 372 tokens de entrada y 118 de salida; redacción 505 y 327. Los valores reales de cada corrida quedan registrados en la tabla Log_Ejecuciones, porque el nodo CODE · Extraer Borrador lee el objeto </w:t>
-      </w:r>
+      </w:pPr>
       <w:r>
         <w:rPr>
-          <w:rFonts w:ascii="Consolas" w:eastAsia="Consolas" w:hAnsi="Consolas" w:cs="Consolas"/>
-          <w:color w:val="5A5A5A"/>
-          <w:sz w:val="15"/>
-          <w:szCs w:val="15"/>
-        </w:rPr>
-        <w:t>usage</w:t>
-      </w:r>
-      <w:r>
-        <w:rPr>
+          <w:b w:val="0"/>
+          <w:bCs w:val="0"/>
           <w:color w:val="5A5A5A"/>
           <w:sz w:val="16"/>
           <w:szCs w:val="16"/>
         </w:rPr>
-        <w:t xml:space="preserve"> que devuelve la API en lugar de estimarlos.</w:t>
+        <w:t>Origen de los datos. Los consumos de la etapa de redacción son valores medidos: 846 tokens de entrada y 116 de salida, promediados sobre las corridas con Resultado = OK registradas en Log_Ejecuciones. El nodo CODE · Extraer Borrador lee el objeto usage que devuelve la API en lugar de estimarlo. Los consumos de la clasificación (372 y 118) son estimados sobre la longitud del prompt, porque ese nodo no persiste su consumo. Como control de consistencia, el costo calculado a partir de los tokens medidos y las tarifas de la tabla 3.1 da US$ 0,003275 frente al promedio registrado de US$ 0,003271: la diferencia es atribuible al redondeo.</w:t>
       </w:r>
     </w:p>
     <w:p>

--- a/docs/Entrega_Final.docx
+++ b/docs/Entrega_Final.docx
@@ -744,7 +744,15 @@
           <w:sz w:val="16"/>
           <w:szCs w:val="16"/>
         </w:rPr>
-        <w:t xml:space="preserve">Autor: Javier Arbulú  </w:t>
+        <w:t xml:space="preserve">Autor: Javier Arbulú </w:t>
+      </w:r>
+      <w:r>
+        <w:rPr>
+          <w:color w:val="5A5A5A"/>
+          <w:sz w:val="16"/>
+          <w:szCs w:val="16"/>
+        </w:rPr>
+        <w:t xml:space="preserve"> </w:t>
       </w:r>
     </w:p>
     <w:p>
@@ -766,7 +774,10 @@
         <w:spacing w:after="130" w:line="264" w:lineRule="auto"/>
       </w:pPr>
       <w:r>
-        <w:t>Este documento describe un ecosistema de automatización que resuelve de extremo a extremo el triage y la respuesta de tickets de soporte. Un formulario web dispara un webhook; el sistema normaliza y valida el payload, persiste al cliente y al ticket en Airtable, clasifica la consulta con un modelo de lenguaje, recupera los artículos aplicables de una base de conocimiento, redacta una respuesta con un segundo modelo, solicita aprobación humana por Telegram y, sólo si un revisor aprueba, envía el correo al cliente y registra la telemetría de la corrida.</w:t>
+        <w:t>Este documento describe un ecosistema de automatización que resuelve de extremo a extremo el triage y la respuesta de tickets de soporte. Un formulario web dispara un webhook; el sistema normaliza y valida el payload, persiste al cliente y al ticket en Airtable, clasifica la consulta con un modelo de lenguaje, recupera los artículos aplicables de una base de conocimiento, redacta una respuesta con un segundo modelo, solicita aprobación humana por Telegram y, sólo si un revisor aprueba, envía el correo al cl</w:t>
+      </w:r>
+      <w:r>
+        <w:t>iente y registra la telemetría de la corrida.</w:t>
       </w:r>
     </w:p>
     <w:p>
@@ -8108,7 +8119,23 @@
                 <w:sz w:val="15"/>
                 <w:szCs w:val="15"/>
               </w:rPr>
-              <w:t>US$ 0,000032</w:t>
+              <w:t xml:space="preserve">US$ </w:t>
+            </w:r>
+            <w:r>
+              <w:rPr>
+                <w:rFonts w:ascii="Consolas" w:eastAsia="Consolas" w:hAnsi="Consolas" w:cs="Consolas"/>
+                <w:sz w:val="15"/>
+                <w:szCs w:val="15"/>
+              </w:rPr>
+              <w:t>0</w:t>
+            </w:r>
+            <w:r>
+              <w:rPr>
+                <w:rFonts w:ascii="Consolas" w:eastAsia="Consolas" w:hAnsi="Consolas" w:cs="Consolas"/>
+                <w:sz w:val="15"/>
+                <w:szCs w:val="15"/>
+              </w:rPr>
+              <w:t>,000032</w:t>
             </w:r>
           </w:p>
         </w:tc>
@@ -14133,7 +14160,10 @@
         <w:pStyle w:val="Ttulo2"/>
       </w:pPr>
       <w:r>
-        <w:t>Anexo · Contenido del repositorio</w:t>
+        <w:t>A</w:t>
+      </w:r>
+      <w:r>
+        <w:t>nexo · Contenido del repositorio</w:t>
       </w:r>
     </w:p>
     <w:tbl>
